--- a/Lab1.docx
+++ b/Lab1.docx
@@ -58,78 +58,22 @@
           <w:szCs w:val="36"/>
         </w:rPr>
       </w:pPr>
-      <w:proofErr w:type="spellStart"/>
-      <w:r>
-        <w:rPr>
-          <w:rFonts w:ascii="TH Sarabun New" w:hAnsi="TH Sarabun New" w:cs="TH Sarabun New"/>
-          <w:sz w:val="32"/>
-          <w:szCs w:val="36"/>
-        </w:rPr>
-        <w:t>mkdir</w:t>
-      </w:r>
-      <w:proofErr w:type="spellEnd"/>
-      <w:r>
-        <w:rPr>
-          <w:rFonts w:ascii="TH Sarabun New" w:hAnsi="TH Sarabun New" w:cs="TH Sarabun New"/>
-          <w:sz w:val="32"/>
-          <w:szCs w:val="36"/>
-        </w:rPr>
-        <w:t xml:space="preserve"> </w:t>
-      </w:r>
-      <w:r>
-        <w:rPr>
-          <w:rFonts w:ascii="TH Sarabun New" w:hAnsi="TH Sarabun New" w:cs="TH Sarabun New"/>
-          <w:sz w:val="32"/>
-          <w:szCs w:val="36"/>
-        </w:rPr>
-        <w:t>~/</w:t>
-      </w:r>
-      <w:proofErr w:type="spellStart"/>
-      <w:r>
-        <w:rPr>
-          <w:rFonts w:ascii="TH Sarabun New" w:hAnsi="TH Sarabun New" w:cs="TH Sarabun New"/>
-          <w:sz w:val="32"/>
-          <w:szCs w:val="36"/>
-        </w:rPr>
-        <w:t>robotics_workspace</w:t>
-      </w:r>
-      <w:proofErr w:type="spellEnd"/>
-      <w:r>
-        <w:rPr>
-          <w:rFonts w:ascii="TH Sarabun New" w:hAnsi="TH Sarabun New" w:cs="TH Sarabun New"/>
-          <w:sz w:val="32"/>
-          <w:szCs w:val="36"/>
-        </w:rPr>
-        <w:t>/</w:t>
-      </w:r>
-      <w:proofErr w:type="spellStart"/>
-      <w:r>
-        <w:rPr>
-          <w:rFonts w:ascii="TH Sarabun New" w:hAnsi="TH Sarabun New" w:cs="TH Sarabun New"/>
-          <w:sz w:val="32"/>
-          <w:szCs w:val="36"/>
-        </w:rPr>
-        <w:t>src</w:t>
-      </w:r>
-      <w:proofErr w:type="spellEnd"/>
-      <w:r>
-        <w:rPr>
-          <w:rFonts w:ascii="TH Sarabun New" w:hAnsi="TH Sarabun New" w:cs="TH Sarabun New"/>
-          <w:sz w:val="32"/>
-          <w:szCs w:val="36"/>
-        </w:rPr>
-        <w:t>/</w:t>
-      </w:r>
-      <w:proofErr w:type="spellStart"/>
-      <w:r>
-        <w:rPr>
-          <w:rFonts w:ascii="TH Sarabun New" w:hAnsi="TH Sarabun New" w:cs="TH Sarabun New"/>
-          <w:sz w:val="32"/>
-          <w:szCs w:val="36"/>
-        </w:rPr>
-        <w:t>my_package</w:t>
-      </w:r>
-      <w:proofErr w:type="spellEnd"/>
+      <w:r>
+        <w:rPr>
+          <w:rFonts w:ascii="TH Sarabun New" w:hAnsi="TH Sarabun New" w:cs="TH Sarabun New"/>
+          <w:sz w:val="32"/>
+          <w:szCs w:val="36"/>
+        </w:rPr>
+        <w:t xml:space="preserve">mkdir </w:t>
+      </w:r>
+      <w:r>
+        <w:rPr>
+          <w:rFonts w:ascii="TH Sarabun New" w:hAnsi="TH Sarabun New" w:cs="TH Sarabun New"/>
+          <w:sz w:val="32"/>
+          <w:szCs w:val="36"/>
+        </w:rPr>
+        <w:t>~/robotics_workspace/src/my_package</w:t>
+      </w:r>
     </w:p>
     <w:p>
       <w:pPr>
@@ -166,7 +110,6 @@
           <w:szCs w:val="36"/>
         </w:rPr>
       </w:pPr>
-      <w:proofErr w:type="spellStart"/>
       <w:r>
         <w:rPr>
           <w:rFonts w:ascii="TH Sarabun New" w:hAnsi="TH Sarabun New" w:cs="TH Sarabun New"/>
@@ -175,23 +118,13 @@
         </w:rPr>
         <w:t>gedit</w:t>
       </w:r>
-      <w:proofErr w:type="spellEnd"/>
-      <w:r>
-        <w:rPr>
-          <w:rFonts w:ascii="TH Sarabun New" w:hAnsi="TH Sarabun New" w:cs="TH Sarabun New"/>
-          <w:sz w:val="32"/>
-          <w:szCs w:val="36"/>
-        </w:rPr>
-        <w:t xml:space="preserve"> </w:t>
-      </w:r>
-      <w:proofErr w:type="spellStart"/>
-      <w:r>
-        <w:rPr>
-          <w:rFonts w:ascii="TH Sarabun New" w:hAnsi="TH Sarabun New" w:cs="TH Sarabun New"/>
-          <w:sz w:val="32"/>
-          <w:szCs w:val="36"/>
-        </w:rPr>
-        <w:t>robot_</w:t>
+      <w:r>
+        <w:rPr>
+          <w:rFonts w:ascii="TH Sarabun New" w:hAnsi="TH Sarabun New" w:cs="TH Sarabun New"/>
+          <w:sz w:val="32"/>
+          <w:szCs w:val="36"/>
+        </w:rPr>
+        <w:t xml:space="preserve"> robot_</w:t>
       </w:r>
       <w:proofErr w:type="gramStart"/>
       <w:r>
@@ -202,7 +135,6 @@
         </w:rPr>
         <w:t>config.yaml</w:t>
       </w:r>
-      <w:proofErr w:type="spellEnd"/>
       <w:proofErr w:type="gramEnd"/>
     </w:p>
     <w:p>
@@ -240,41 +172,13 @@
           <w:szCs w:val="36"/>
         </w:rPr>
       </w:pPr>
-      <w:proofErr w:type="spellStart"/>
-      <w:r>
-        <w:rPr>
-          <w:rFonts w:ascii="TH Sarabun New" w:hAnsi="TH Sarabun New" w:cs="TH Sarabun New"/>
-          <w:sz w:val="32"/>
-          <w:szCs w:val="36"/>
-        </w:rPr>
-        <w:t>chmod</w:t>
-      </w:r>
-      <w:proofErr w:type="spellEnd"/>
-      <w:r>
-        <w:rPr>
-          <w:rFonts w:ascii="TH Sarabun New" w:hAnsi="TH Sarabun New" w:cs="TH Sarabun New"/>
-          <w:sz w:val="32"/>
-          <w:szCs w:val="36"/>
-        </w:rPr>
-        <w:t xml:space="preserve"> </w:t>
-      </w:r>
-      <w:proofErr w:type="spellStart"/>
-      <w:r>
-        <w:rPr>
-          <w:rFonts w:ascii="TH Sarabun New" w:hAnsi="TH Sarabun New" w:cs="TH Sarabun New"/>
-          <w:sz w:val="32"/>
-          <w:szCs w:val="36"/>
-        </w:rPr>
-        <w:t>u+x</w:t>
-      </w:r>
-      <w:proofErr w:type="spellEnd"/>
-      <w:r>
-        <w:rPr>
-          <w:rFonts w:ascii="TH Sarabun New" w:hAnsi="TH Sarabun New" w:cs="TH Sarabun New"/>
-          <w:sz w:val="32"/>
-          <w:szCs w:val="36"/>
-        </w:rPr>
-        <w:t xml:space="preserve"> robot_driver.py</w:t>
+      <w:r>
+        <w:rPr>
+          <w:rFonts w:ascii="TH Sarabun New" w:hAnsi="TH Sarabun New" w:cs="TH Sarabun New"/>
+          <w:sz w:val="32"/>
+          <w:szCs w:val="36"/>
+        </w:rPr>
+        <w:t>chmod u+x robot_driver.py</w:t>
       </w:r>
       <w:r>
         <w:rPr>
@@ -320,23 +224,13 @@
           <w:szCs w:val="36"/>
         </w:rPr>
       </w:pPr>
-      <w:proofErr w:type="spellStart"/>
-      <w:r>
-        <w:rPr>
-          <w:rFonts w:ascii="TH Sarabun New" w:hAnsi="TH Sarabun New" w:cs="TH Sarabun New"/>
-          <w:sz w:val="32"/>
-          <w:szCs w:val="36"/>
-        </w:rPr>
-        <w:t>sudo</w:t>
-      </w:r>
-      <w:proofErr w:type="spellEnd"/>
-      <w:r>
-        <w:rPr>
-          <w:rFonts w:ascii="TH Sarabun New" w:hAnsi="TH Sarabun New" w:cs="TH Sarabun New"/>
-          <w:sz w:val="32"/>
-          <w:szCs w:val="36"/>
-        </w:rPr>
-        <w:t xml:space="preserve"> apt install tree</w:t>
+      <w:r>
+        <w:rPr>
+          <w:rFonts w:ascii="TH Sarabun New" w:hAnsi="TH Sarabun New" w:cs="TH Sarabun New"/>
+          <w:sz w:val="32"/>
+          <w:szCs w:val="36"/>
+        </w:rPr>
+        <w:t>sudo apt install tree</w:t>
       </w:r>
     </w:p>
     <w:p>
@@ -362,6 +256,23 @@
     </w:p>
     <w:p>
       <w:pPr>
+        <w:rPr>
+          <w:rFonts w:ascii="TH Sarabun New" w:hAnsi="TH Sarabun New" w:cs="TH Sarabun New"/>
+          <w:sz w:val="32"/>
+          <w:szCs w:val="36"/>
+        </w:rPr>
+      </w:pPr>
+      <w:r>
+        <w:rPr>
+          <w:rFonts w:ascii="TH Sarabun New" w:hAnsi="TH Sarabun New" w:cs="TH Sarabun New"/>
+          <w:sz w:val="32"/>
+          <w:szCs w:val="36"/>
+        </w:rPr>
+        <w:t>Install</w:t>
+      </w:r>
+    </w:p>
+    <w:p>
+      <w:pPr>
         <w:pStyle w:val="ListParagraph"/>
         <w:numPr>
           <w:ilvl w:val="0"/>
@@ -373,6 +284,1370 @@
           <w:szCs w:val="36"/>
         </w:rPr>
       </w:pPr>
+      <w:r>
+        <w:rPr>
+          <w:rFonts w:ascii="TH Sarabun New" w:hAnsi="TH Sarabun New" w:cs="TH Sarabun New"/>
+          <w:sz w:val="32"/>
+          <w:szCs w:val="36"/>
+        </w:rPr>
+        <w:t xml:space="preserve">source </w:t>
+      </w:r>
+      <w:r>
+        <w:rPr>
+          <w:rFonts w:ascii="TH Sarabun New" w:hAnsi="TH Sarabun New" w:cs="TH Sarabun New"/>
+          <w:sz w:val="32"/>
+          <w:szCs w:val="36"/>
+        </w:rPr>
+        <w:t>~</w:t>
+      </w:r>
+      <w:proofErr w:type="gramStart"/>
+      <w:r>
+        <w:rPr>
+          <w:rFonts w:ascii="TH Sarabun New" w:hAnsi="TH Sarabun New" w:cs="TH Sarabun New"/>
+          <w:sz w:val="32"/>
+          <w:szCs w:val="36"/>
+        </w:rPr>
+        <w:t>/.bashrc</w:t>
+      </w:r>
+      <w:proofErr w:type="gramEnd"/>
+    </w:p>
+    <w:p>
+      <w:pPr>
+        <w:pStyle w:val="ListParagraph"/>
+        <w:numPr>
+          <w:ilvl w:val="0"/>
+          <w:numId w:val="3"/>
+        </w:numPr>
+        <w:rPr>
+          <w:rFonts w:ascii="TH Sarabun New" w:hAnsi="TH Sarabun New" w:cs="TH Sarabun New"/>
+          <w:sz w:val="32"/>
+          <w:szCs w:val="36"/>
+        </w:rPr>
+      </w:pPr>
+      <w:r>
+        <w:rPr>
+          <w:rFonts w:ascii="TH Sarabun New" w:hAnsi="TH Sarabun New" w:cs="TH Sarabun New"/>
+          <w:sz w:val="32"/>
+          <w:szCs w:val="36"/>
+        </w:rPr>
+        <w:t xml:space="preserve">sudo </w:t>
+      </w:r>
+      <w:proofErr w:type="gramStart"/>
+      <w:r>
+        <w:rPr>
+          <w:rFonts w:ascii="TH Sarabun New" w:hAnsi="TH Sarabun New" w:cs="TH Sarabun New"/>
+          <w:sz w:val="32"/>
+          <w:szCs w:val="36"/>
+        </w:rPr>
+        <w:t>gedit .bashrc</w:t>
+      </w:r>
+      <w:proofErr w:type="gramEnd"/>
+      <w:r>
+        <w:rPr>
+          <w:rFonts w:ascii="TH Sarabun New" w:hAnsi="TH Sarabun New" w:cs="TH Sarabun New"/>
+          <w:sz w:val="32"/>
+          <w:szCs w:val="36"/>
+        </w:rPr>
+        <w:br/>
+        <w:t>source /opt/ros/humble/setup.bash</w:t>
+      </w:r>
+    </w:p>
+    <w:p>
+      <w:pPr>
+        <w:pStyle w:val="ListParagraph"/>
+        <w:numPr>
+          <w:ilvl w:val="0"/>
+          <w:numId w:val="3"/>
+        </w:numPr>
+        <w:rPr>
+          <w:rFonts w:ascii="TH Sarabun New" w:hAnsi="TH Sarabun New" w:cs="TH Sarabun New"/>
+          <w:sz w:val="32"/>
+          <w:szCs w:val="36"/>
+        </w:rPr>
+      </w:pPr>
+      <w:r>
+        <w:rPr>
+          <w:rFonts w:ascii="TH Sarabun New" w:hAnsi="TH Sarabun New" w:cs="TH Sarabun New"/>
+          <w:sz w:val="32"/>
+          <w:szCs w:val="36"/>
+        </w:rPr>
+        <w:t>source ~</w:t>
+      </w:r>
+      <w:proofErr w:type="gramStart"/>
+      <w:r>
+        <w:rPr>
+          <w:rFonts w:ascii="TH Sarabun New" w:hAnsi="TH Sarabun New" w:cs="TH Sarabun New"/>
+          <w:sz w:val="32"/>
+          <w:szCs w:val="36"/>
+        </w:rPr>
+        <w:t>/.bashrc</w:t>
+      </w:r>
+      <w:proofErr w:type="gramEnd"/>
+    </w:p>
+    <w:p>
+      <w:pPr>
+        <w:rPr>
+          <w:rFonts w:ascii="TH Sarabun New" w:hAnsi="TH Sarabun New" w:cs="TH Sarabun New"/>
+          <w:sz w:val="32"/>
+          <w:szCs w:val="36"/>
+        </w:rPr>
+      </w:pPr>
+      <w:r>
+        <w:rPr>
+          <w:rFonts w:ascii="TH Sarabun New" w:hAnsi="TH Sarabun New" w:cs="TH Sarabun New"/>
+          <w:sz w:val="32"/>
+          <w:szCs w:val="36"/>
+        </w:rPr>
+        <w:t>Explore</w:t>
+      </w:r>
+    </w:p>
+    <w:p>
+      <w:pPr>
+        <w:pStyle w:val="ListParagraph"/>
+        <w:numPr>
+          <w:ilvl w:val="0"/>
+          <w:numId w:val="5"/>
+        </w:numPr>
+        <w:rPr>
+          <w:rFonts w:ascii="TH Sarabun New" w:hAnsi="TH Sarabun New" w:cs="TH Sarabun New"/>
+          <w:sz w:val="32"/>
+          <w:szCs w:val="36"/>
+        </w:rPr>
+      </w:pPr>
+      <w:r>
+        <w:rPr>
+          <w:rFonts w:ascii="TH Sarabun New" w:hAnsi="TH Sarabun New" w:cs="TH Sarabun New"/>
+          <w:sz w:val="32"/>
+          <w:szCs w:val="36"/>
+        </w:rPr>
+        <w:t xml:space="preserve">ros2 run </w:t>
+      </w:r>
+      <w:r>
+        <w:rPr>
+          <w:rFonts w:ascii="TH Sarabun New" w:hAnsi="TH Sarabun New" w:cs="TH Sarabun New"/>
+          <w:sz w:val="32"/>
+          <w:szCs w:val="36"/>
+        </w:rPr>
+        <w:t>d</w:t>
+      </w:r>
+      <w:r>
+        <w:rPr>
+          <w:rFonts w:ascii="TH Sarabun New" w:hAnsi="TH Sarabun New" w:cs="TH Sarabun New"/>
+          <w:sz w:val="32"/>
+          <w:szCs w:val="36"/>
+        </w:rPr>
+        <w:t>iffdrivekine</w:t>
+      </w:r>
+      <w:r>
+        <w:rPr>
+          <w:rFonts w:ascii="TH Sarabun New" w:hAnsi="TH Sarabun New" w:cs="TH Sarabun New"/>
+          <w:sz w:val="32"/>
+          <w:szCs w:val="36"/>
+        </w:rPr>
+        <w:t xml:space="preserve"> </w:t>
+      </w:r>
+      <w:r>
+        <w:rPr>
+          <w:rFonts w:ascii="TH Sarabun New" w:hAnsi="TH Sarabun New" w:cs="TH Sarabun New"/>
+          <w:sz w:val="32"/>
+          <w:szCs w:val="36"/>
+        </w:rPr>
+        <w:t>demo_bringup.launch.py</w:t>
+      </w:r>
+    </w:p>
+    <w:p>
+      <w:pPr>
+        <w:pStyle w:val="ListParagraph"/>
+        <w:numPr>
+          <w:ilvl w:val="0"/>
+          <w:numId w:val="5"/>
+        </w:numPr>
+        <w:rPr>
+          <w:rFonts w:ascii="TH Sarabun New" w:hAnsi="TH Sarabun New" w:cs="TH Sarabun New"/>
+          <w:sz w:val="32"/>
+          <w:szCs w:val="36"/>
+        </w:rPr>
+      </w:pPr>
+      <w:r>
+        <w:rPr>
+          <w:rFonts w:ascii="TH Sarabun New" w:hAnsi="TH Sarabun New" w:cs="TH Sarabun New"/>
+          <w:sz w:val="32"/>
+          <w:szCs w:val="36"/>
+        </w:rPr>
+        <w:t>rqt_graph</w:t>
+      </w:r>
+    </w:p>
+    <w:p>
+      <w:pPr>
+        <w:pStyle w:val="ListParagraph"/>
+        <w:numPr>
+          <w:ilvl w:val="0"/>
+          <w:numId w:val="5"/>
+        </w:numPr>
+        <w:rPr>
+          <w:rFonts w:ascii="TH Sarabun New" w:hAnsi="TH Sarabun New" w:cs="TH Sarabun New"/>
+          <w:sz w:val="32"/>
+          <w:szCs w:val="36"/>
+        </w:rPr>
+      </w:pPr>
+      <w:r>
+        <w:rPr>
+          <w:rFonts w:ascii="TH Sarabun New" w:hAnsi="TH Sarabun New" w:cs="TH Sarabun New"/>
+          <w:sz w:val="32"/>
+          <w:szCs w:val="36"/>
+        </w:rPr>
+        <w:t>ros2 node list</w:t>
+      </w:r>
+    </w:p>
+    <w:p>
+      <w:pPr>
+        <w:pStyle w:val="ListParagraph"/>
+        <w:numPr>
+          <w:ilvl w:val="0"/>
+          <w:numId w:val="5"/>
+        </w:numPr>
+        <w:rPr>
+          <w:rFonts w:ascii="TH Sarabun New" w:hAnsi="TH Sarabun New" w:cs="TH Sarabun New"/>
+          <w:sz w:val="32"/>
+          <w:szCs w:val="36"/>
+        </w:rPr>
+      </w:pPr>
+      <w:r>
+        <w:rPr>
+          <w:rFonts w:ascii="TH Sarabun New" w:hAnsi="TH Sarabun New" w:cs="TH Sarabun New"/>
+          <w:sz w:val="32"/>
+          <w:szCs w:val="36"/>
+        </w:rPr>
+        <w:t>ros2 topic list</w:t>
+      </w:r>
+    </w:p>
+    <w:p>
+      <w:pPr>
+        <w:pStyle w:val="ListParagraph"/>
+        <w:numPr>
+          <w:ilvl w:val="0"/>
+          <w:numId w:val="5"/>
+        </w:numPr>
+        <w:rPr>
+          <w:rFonts w:ascii="TH Sarabun New" w:hAnsi="TH Sarabun New" w:cs="TH Sarabun New"/>
+          <w:sz w:val="32"/>
+          <w:szCs w:val="36"/>
+        </w:rPr>
+      </w:pPr>
+      <w:r>
+        <w:rPr>
+          <w:rFonts w:ascii="TH Sarabun New" w:hAnsi="TH Sarabun New" w:cs="TH Sarabun New"/>
+          <w:sz w:val="32"/>
+          <w:szCs w:val="36"/>
+        </w:rPr>
+        <w:t>ros2 services list</w:t>
+      </w:r>
+    </w:p>
+    <w:p>
+      <w:pPr>
+        <w:pStyle w:val="ListParagraph"/>
+        <w:numPr>
+          <w:ilvl w:val="0"/>
+          <w:numId w:val="5"/>
+        </w:numPr>
+        <w:rPr>
+          <w:rFonts w:ascii="TH Sarabun New" w:hAnsi="TH Sarabun New" w:cs="TH Sarabun New"/>
+          <w:sz w:val="32"/>
+          <w:szCs w:val="36"/>
+        </w:rPr>
+      </w:pPr>
+      <w:r>
+        <w:rPr>
+          <w:rFonts w:ascii="TH Sarabun New" w:hAnsi="TH Sarabun New" w:cs="TH Sarabun New"/>
+          <w:sz w:val="32"/>
+          <w:szCs w:val="36"/>
+        </w:rPr>
+        <w:t xml:space="preserve">ros2 run </w:t>
+      </w:r>
+      <w:r>
+        <w:rPr>
+          <w:rFonts w:ascii="TH Sarabun New" w:hAnsi="TH Sarabun New" w:cs="TH Sarabun New"/>
+          <w:sz w:val="32"/>
+          <w:szCs w:val="36"/>
+        </w:rPr>
+        <w:t>teleop_twist_keyboard</w:t>
+      </w:r>
+      <w:r>
+        <w:rPr>
+          <w:rFonts w:ascii="TH Sarabun New" w:hAnsi="TH Sarabun New" w:cs="TH Sarabun New"/>
+          <w:sz w:val="32"/>
+          <w:szCs w:val="36"/>
+        </w:rPr>
+        <w:t xml:space="preserve"> –ros –args –remap </w:t>
+      </w:r>
+      <w:r>
+        <w:rPr>
+          <w:rFonts w:ascii="TH Sarabun New" w:hAnsi="TH Sarabun New" w:cs="TH Sarabun New"/>
+          <w:sz w:val="32"/>
+          <w:szCs w:val="36"/>
+        </w:rPr>
+        <w:t>/cmd_</w:t>
+      </w:r>
+      <w:proofErr w:type="gramStart"/>
+      <w:r>
+        <w:rPr>
+          <w:rFonts w:ascii="TH Sarabun New" w:hAnsi="TH Sarabun New" w:cs="TH Sarabun New"/>
+          <w:sz w:val="32"/>
+          <w:szCs w:val="36"/>
+        </w:rPr>
+        <w:t>vel</w:t>
+      </w:r>
+      <w:r>
+        <w:rPr>
+          <w:rFonts w:ascii="TH Sarabun New" w:hAnsi="TH Sarabun New" w:cs="TH Sarabun New"/>
+          <w:sz w:val="32"/>
+          <w:szCs w:val="36"/>
+        </w:rPr>
+        <w:t>:=</w:t>
+      </w:r>
+      <w:proofErr w:type="gramEnd"/>
+      <w:r>
+        <w:t xml:space="preserve"> </w:t>
+      </w:r>
+      <w:r>
+        <w:rPr>
+          <w:rFonts w:ascii="TH Sarabun New" w:hAnsi="TH Sarabun New" w:cs="TH Sarabun New"/>
+          <w:sz w:val="32"/>
+          <w:szCs w:val="36"/>
+        </w:rPr>
+        <w:t>/Demo/input/cmd_vel</w:t>
+      </w:r>
+    </w:p>
+    <w:p>
+      <w:pPr>
+        <w:pStyle w:val="ListParagraph"/>
+        <w:numPr>
+          <w:ilvl w:val="0"/>
+          <w:numId w:val="5"/>
+        </w:numPr>
+        <w:rPr>
+          <w:rFonts w:ascii="TH Sarabun New" w:hAnsi="TH Sarabun New" w:cs="TH Sarabun New"/>
+          <w:sz w:val="32"/>
+          <w:szCs w:val="36"/>
+        </w:rPr>
+      </w:pPr>
+      <w:r>
+        <w:rPr>
+          <w:rFonts w:ascii="TH Sarabun New" w:hAnsi="TH Sarabun New" w:cs="TH Sarabun New"/>
+          <w:sz w:val="32"/>
+          <w:szCs w:val="36"/>
+        </w:rPr>
+        <w:t xml:space="preserve">ros2 run </w:t>
+      </w:r>
+      <w:r>
+        <w:rPr>
+          <w:rFonts w:ascii="TH Sarabun New" w:hAnsi="TH Sarabun New" w:cs="TH Sarabun New"/>
+          <w:sz w:val="32"/>
+          <w:szCs w:val="36"/>
+        </w:rPr>
+        <w:t>rqt_service_caller</w:t>
+      </w:r>
+      <w:r>
+        <w:rPr>
+          <w:rFonts w:ascii="TH Sarabun New" w:hAnsi="TH Sarabun New" w:cs="TH Sarabun New"/>
+          <w:sz w:val="32"/>
+          <w:szCs w:val="36"/>
+        </w:rPr>
+        <w:t xml:space="preserve"> </w:t>
+      </w:r>
+      <w:r>
+        <w:rPr>
+          <w:rFonts w:ascii="TH Sarabun New" w:hAnsi="TH Sarabun New" w:cs="TH Sarabun New"/>
+          <w:sz w:val="32"/>
+          <w:szCs w:val="36"/>
+        </w:rPr>
+        <w:t>rqt_service_caller</w:t>
+      </w:r>
+    </w:p>
+    <w:p>
+      <w:pPr>
+        <w:pStyle w:val="ListParagraph"/>
+        <w:numPr>
+          <w:ilvl w:val="0"/>
+          <w:numId w:val="5"/>
+        </w:numPr>
+        <w:rPr>
+          <w:rFonts w:ascii="TH Sarabun New" w:hAnsi="TH Sarabun New" w:cs="TH Sarabun New"/>
+          <w:sz w:val="32"/>
+          <w:szCs w:val="36"/>
+        </w:rPr>
+      </w:pPr>
+      <w:r>
+        <w:rPr>
+          <w:rFonts w:ascii="TH Sarabun New" w:hAnsi="TH Sarabun New" w:cs="TH Sarabun New"/>
+          <w:sz w:val="32"/>
+          <w:szCs w:val="36"/>
+        </w:rPr>
+        <w:lastRenderedPageBreak/>
+        <w:t xml:space="preserve">ros2 run </w:t>
+      </w:r>
+      <w:r>
+        <w:rPr>
+          <w:rFonts w:ascii="TH Sarabun New" w:hAnsi="TH Sarabun New" w:cs="TH Sarabun New"/>
+          <w:sz w:val="32"/>
+          <w:szCs w:val="36"/>
+        </w:rPr>
+        <w:t>rqt_topic</w:t>
+      </w:r>
+      <w:r>
+        <w:rPr>
+          <w:rFonts w:ascii="TH Sarabun New" w:hAnsi="TH Sarabun New" w:cs="TH Sarabun New"/>
+          <w:sz w:val="32"/>
+          <w:szCs w:val="36"/>
+        </w:rPr>
+        <w:t xml:space="preserve"> </w:t>
+      </w:r>
+      <w:r>
+        <w:rPr>
+          <w:rFonts w:ascii="TH Sarabun New" w:hAnsi="TH Sarabun New" w:cs="TH Sarabun New"/>
+          <w:sz w:val="32"/>
+          <w:szCs w:val="36"/>
+        </w:rPr>
+        <w:t>rqt_topic</w:t>
+      </w:r>
+    </w:p>
+    <w:p>
+      <w:pPr>
+        <w:pStyle w:val="ListParagraph"/>
+        <w:numPr>
+          <w:ilvl w:val="0"/>
+          <w:numId w:val="5"/>
+        </w:numPr>
+        <w:rPr>
+          <w:rFonts w:ascii="TH Sarabun New" w:hAnsi="TH Sarabun New" w:cs="TH Sarabun New"/>
+          <w:sz w:val="32"/>
+          <w:szCs w:val="36"/>
+        </w:rPr>
+      </w:pPr>
+      <w:r>
+        <w:rPr>
+          <w:rFonts w:ascii="TH Sarabun New" w:hAnsi="TH Sarabun New" w:cs="TH Sarabun New"/>
+          <w:sz w:val="32"/>
+          <w:szCs w:val="36"/>
+        </w:rPr>
+        <w:t xml:space="preserve">ros2 topic echo </w:t>
+      </w:r>
+      <w:r>
+        <w:rPr>
+          <w:rFonts w:ascii="TH Sarabun New" w:hAnsi="TH Sarabun New" w:cs="TH Sarabun New"/>
+          <w:sz w:val="32"/>
+          <w:szCs w:val="36"/>
+        </w:rPr>
+        <w:t>/Demo/cmd_vel</w:t>
+      </w:r>
+    </w:p>
+    <w:p>
+      <w:pPr>
+        <w:pStyle w:val="ListParagraph"/>
+        <w:numPr>
+          <w:ilvl w:val="0"/>
+          <w:numId w:val="5"/>
+        </w:numPr>
+        <w:rPr>
+          <w:rFonts w:ascii="TH Sarabun New" w:hAnsi="TH Sarabun New" w:cs="TH Sarabun New"/>
+          <w:sz w:val="32"/>
+          <w:szCs w:val="36"/>
+        </w:rPr>
+      </w:pPr>
+      <w:r>
+        <w:rPr>
+          <w:rFonts w:ascii="TH Sarabun New" w:hAnsi="TH Sarabun New" w:cs="TH Sarabun New"/>
+          <w:sz w:val="32"/>
+          <w:szCs w:val="36"/>
+        </w:rPr>
+        <w:t xml:space="preserve">ros2 topic </w:t>
+      </w:r>
+      <w:r>
+        <w:rPr>
+          <w:rFonts w:ascii="TH Sarabun New" w:hAnsi="TH Sarabun New" w:cs="TH Sarabun New"/>
+          <w:sz w:val="32"/>
+          <w:szCs w:val="36"/>
+        </w:rPr>
+        <w:t xml:space="preserve">hz </w:t>
+      </w:r>
+      <w:r>
+        <w:rPr>
+          <w:rFonts w:ascii="TH Sarabun New" w:hAnsi="TH Sarabun New" w:cs="TH Sarabun New"/>
+          <w:sz w:val="32"/>
+          <w:szCs w:val="36"/>
+        </w:rPr>
+        <w:t>/Demo/cmd_vel</w:t>
+      </w:r>
+    </w:p>
+    <w:p>
+      <w:pPr>
+        <w:rPr>
+          <w:rFonts w:ascii="TH Sarabun New" w:hAnsi="TH Sarabun New" w:cs="TH Sarabun New"/>
+          <w:sz w:val="32"/>
+          <w:szCs w:val="36"/>
+        </w:rPr>
+      </w:pPr>
+      <w:r>
+        <w:rPr>
+          <w:rFonts w:ascii="TH Sarabun New" w:hAnsi="TH Sarabun New" w:cs="TH Sarabun New"/>
+          <w:sz w:val="32"/>
+          <w:szCs w:val="36"/>
+        </w:rPr>
+        <w:t>Turtlesim</w:t>
+      </w:r>
+    </w:p>
+    <w:p>
+      <w:pPr>
+        <w:pStyle w:val="ListParagraph"/>
+        <w:numPr>
+          <w:ilvl w:val="0"/>
+          <w:numId w:val="6"/>
+        </w:numPr>
+        <w:rPr>
+          <w:rFonts w:ascii="TH Sarabun New" w:hAnsi="TH Sarabun New" w:cs="TH Sarabun New"/>
+          <w:sz w:val="32"/>
+          <w:szCs w:val="36"/>
+        </w:rPr>
+      </w:pPr>
+      <w:r>
+        <w:rPr>
+          <w:rFonts w:ascii="TH Sarabun New" w:hAnsi="TH Sarabun New" w:cs="TH Sarabun New"/>
+          <w:sz w:val="32"/>
+          <w:szCs w:val="36"/>
+        </w:rPr>
+        <w:t>ros2 run</w:t>
+      </w:r>
+      <w:r>
+        <w:rPr>
+          <w:rFonts w:ascii="TH Sarabun New" w:hAnsi="TH Sarabun New" w:cs="TH Sarabun New"/>
+          <w:sz w:val="32"/>
+          <w:szCs w:val="36"/>
+        </w:rPr>
+        <w:t xml:space="preserve"> turtlesim</w:t>
+      </w:r>
+      <w:r>
+        <w:rPr>
+          <w:rFonts w:ascii="TH Sarabun New" w:hAnsi="TH Sarabun New" w:cs="TH Sarabun New"/>
+          <w:sz w:val="32"/>
+          <w:szCs w:val="36"/>
+        </w:rPr>
+        <w:t xml:space="preserve"> </w:t>
+      </w:r>
+      <w:r>
+        <w:rPr>
+          <w:rFonts w:ascii="TH Sarabun New" w:hAnsi="TH Sarabun New" w:cs="TH Sarabun New"/>
+          <w:sz w:val="32"/>
+          <w:szCs w:val="36"/>
+        </w:rPr>
+        <w:t>turtlesim_node</w:t>
+      </w:r>
+    </w:p>
+    <w:p>
+      <w:pPr>
+        <w:pStyle w:val="ListParagraph"/>
+        <w:numPr>
+          <w:ilvl w:val="0"/>
+          <w:numId w:val="6"/>
+        </w:numPr>
+        <w:rPr>
+          <w:rFonts w:ascii="TH Sarabun New" w:hAnsi="TH Sarabun New" w:cs="TH Sarabun New"/>
+          <w:sz w:val="32"/>
+          <w:szCs w:val="36"/>
+        </w:rPr>
+      </w:pPr>
+      <w:r>
+        <w:rPr>
+          <w:rFonts w:ascii="TH Sarabun New" w:hAnsi="TH Sarabun New" w:cs="TH Sarabun New"/>
+          <w:sz w:val="32"/>
+          <w:szCs w:val="36"/>
+        </w:rPr>
+        <w:t>ros2 service type /kill</w:t>
+      </w:r>
+    </w:p>
+    <w:p>
+      <w:pPr>
+        <w:pStyle w:val="ListParagraph"/>
+        <w:numPr>
+          <w:ilvl w:val="0"/>
+          <w:numId w:val="6"/>
+        </w:numPr>
+        <w:rPr>
+          <w:rFonts w:ascii="TH Sarabun New" w:hAnsi="TH Sarabun New" w:cs="TH Sarabun New"/>
+          <w:sz w:val="32"/>
+          <w:szCs w:val="36"/>
+        </w:rPr>
+      </w:pPr>
+      <w:r>
+        <w:rPr>
+          <w:rFonts w:ascii="TH Sarabun New" w:hAnsi="TH Sarabun New" w:cs="TH Sarabun New"/>
+          <w:sz w:val="32"/>
+          <w:szCs w:val="36"/>
+        </w:rPr>
+        <w:t xml:space="preserve">ros2 interface show </w:t>
+      </w:r>
+      <w:r>
+        <w:rPr>
+          <w:rFonts w:ascii="TH Sarabun New" w:hAnsi="TH Sarabun New" w:cs="TH Sarabun New"/>
+          <w:sz w:val="32"/>
+          <w:szCs w:val="36"/>
+        </w:rPr>
+        <w:t>turtlesim/srv/Kill</w:t>
+      </w:r>
+    </w:p>
+    <w:p>
+      <w:pPr>
+        <w:pStyle w:val="ListParagraph"/>
+        <w:numPr>
+          <w:ilvl w:val="0"/>
+          <w:numId w:val="6"/>
+        </w:numPr>
+        <w:rPr>
+          <w:rFonts w:ascii="TH Sarabun New" w:hAnsi="TH Sarabun New" w:cs="TH Sarabun New"/>
+          <w:sz w:val="32"/>
+          <w:szCs w:val="36"/>
+        </w:rPr>
+      </w:pPr>
+      <w:r>
+        <w:rPr>
+          <w:rFonts w:ascii="TH Sarabun New" w:hAnsi="TH Sarabun New" w:cs="TH Sarabun New"/>
+          <w:sz w:val="32"/>
+          <w:szCs w:val="36"/>
+        </w:rPr>
+        <w:t xml:space="preserve">ros2 service call </w:t>
+      </w:r>
+      <w:r>
+        <w:rPr>
+          <w:rFonts w:ascii="TH Sarabun New" w:hAnsi="TH Sarabun New" w:cs="TH Sarabun New"/>
+          <w:sz w:val="32"/>
+          <w:szCs w:val="36"/>
+        </w:rPr>
+        <w:t>/kill</w:t>
+      </w:r>
+      <w:r>
+        <w:rPr>
+          <w:rFonts w:ascii="TH Sarabun New" w:hAnsi="TH Sarabun New" w:cs="TH Sarabun New"/>
+          <w:sz w:val="32"/>
+          <w:szCs w:val="36"/>
+        </w:rPr>
+        <w:t xml:space="preserve"> </w:t>
+      </w:r>
+      <w:r>
+        <w:rPr>
+          <w:rFonts w:ascii="TH Sarabun New" w:hAnsi="TH Sarabun New" w:cs="TH Sarabun New"/>
+          <w:sz w:val="32"/>
+          <w:szCs w:val="36"/>
+        </w:rPr>
+        <w:t>name = turtle1</w:t>
+      </w:r>
+    </w:p>
+    <w:p>
+      <w:pPr>
+        <w:pStyle w:val="ListParagraph"/>
+        <w:numPr>
+          <w:ilvl w:val="0"/>
+          <w:numId w:val="6"/>
+        </w:numPr>
+        <w:rPr>
+          <w:rFonts w:ascii="TH Sarabun New" w:hAnsi="TH Sarabun New" w:cs="TH Sarabun New"/>
+          <w:sz w:val="32"/>
+          <w:szCs w:val="36"/>
+        </w:rPr>
+      </w:pPr>
+      <w:r>
+        <w:rPr>
+          <w:rFonts w:ascii="TH Sarabun New" w:hAnsi="TH Sarabun New" w:cs="TH Sarabun New"/>
+          <w:sz w:val="32"/>
+          <w:szCs w:val="36"/>
+        </w:rPr>
+        <w:t xml:space="preserve">ros2 interface show </w:t>
+      </w:r>
+      <w:r>
+        <w:rPr>
+          <w:rFonts w:ascii="TH Sarabun New" w:hAnsi="TH Sarabun New" w:cs="TH Sarabun New"/>
+          <w:sz w:val="32"/>
+          <w:szCs w:val="36"/>
+        </w:rPr>
+        <w:t>name =</w:t>
+      </w:r>
+      <w:r>
+        <w:rPr>
+          <w:rFonts w:ascii="TH Sarabun New" w:hAnsi="TH Sarabun New" w:cs="TH Sarabun New"/>
+          <w:sz w:val="32"/>
+          <w:szCs w:val="36"/>
+        </w:rPr>
+        <w:t xml:space="preserve"> </w:t>
+      </w:r>
+      <w:r>
+        <w:rPr>
+          <w:rFonts w:ascii="TH Sarabun New" w:hAnsi="TH Sarabun New" w:cs="TH Sarabun New"/>
+          <w:sz w:val="32"/>
+          <w:szCs w:val="36"/>
+        </w:rPr>
+        <w:t>DEMO6616</w:t>
+      </w:r>
+    </w:p>
+    <w:p>
+      <w:pPr>
+        <w:rPr>
+          <w:rFonts w:ascii="TH Sarabun New" w:hAnsi="TH Sarabun New" w:cs="TH Sarabun New"/>
+          <w:sz w:val="32"/>
+          <w:szCs w:val="36"/>
+        </w:rPr>
+      </w:pPr>
+      <w:r>
+        <w:rPr>
+          <w:rFonts w:ascii="TH Sarabun New" w:hAnsi="TH Sarabun New" w:cs="TH Sarabun New"/>
+          <w:sz w:val="32"/>
+          <w:szCs w:val="36"/>
+        </w:rPr>
+        <w:t>diffdrivekine</w:t>
+      </w:r>
+    </w:p>
+    <w:p>
+      <w:pPr>
+        <w:pStyle w:val="ListParagraph"/>
+        <w:numPr>
+          <w:ilvl w:val="0"/>
+          <w:numId w:val="7"/>
+        </w:numPr>
+        <w:rPr>
+          <w:rFonts w:ascii="TH Sarabun New" w:hAnsi="TH Sarabun New" w:cs="TH Sarabun New"/>
+          <w:sz w:val="32"/>
+          <w:szCs w:val="36"/>
+        </w:rPr>
+      </w:pPr>
+      <w:r>
+        <w:rPr>
+          <w:rFonts w:ascii="TH Sarabun New" w:hAnsi="TH Sarabun New" w:cs="TH Sarabun New"/>
+          <w:sz w:val="32"/>
+          <w:szCs w:val="36"/>
+        </w:rPr>
+        <w:t>d</w:t>
+      </w:r>
+    </w:p>
+    <w:p>
+      <w:pPr>
+        <w:pStyle w:val="ListParagraph"/>
+        <w:numPr>
+          <w:ilvl w:val="0"/>
+          <w:numId w:val="7"/>
+        </w:numPr>
+        <w:rPr>
+          <w:rFonts w:ascii="TH Sarabun New" w:hAnsi="TH Sarabun New" w:cs="TH Sarabun New"/>
+          <w:sz w:val="32"/>
+          <w:szCs w:val="36"/>
+        </w:rPr>
+      </w:pPr>
+      <w:r>
+        <w:rPr>
+          <w:rFonts w:ascii="TH Sarabun New" w:hAnsi="TH Sarabun New" w:cs="TH Sarabun New"/>
+          <w:sz w:val="32"/>
+          <w:szCs w:val="36"/>
+        </w:rPr>
+        <w:t>d</w:t>
+      </w:r>
+    </w:p>
+    <w:p>
+      <w:pPr>
+        <w:rPr>
+          <w:rFonts w:ascii="TH Sarabun New" w:hAnsi="TH Sarabun New" w:cs="TH Sarabun New"/>
+          <w:sz w:val="32"/>
+          <w:szCs w:val="36"/>
+        </w:rPr>
+      </w:pPr>
+      <w:r>
+        <w:rPr>
+          <w:rFonts w:ascii="TH Sarabun New" w:hAnsi="TH Sarabun New" w:cs="TH Sarabun New"/>
+          <w:sz w:val="32"/>
+          <w:szCs w:val="36"/>
+        </w:rPr>
+        <w:t>motorsim</w:t>
+      </w:r>
+    </w:p>
+    <w:p>
+      <w:pPr>
+        <w:pStyle w:val="ListParagraph"/>
+        <w:numPr>
+          <w:ilvl w:val="0"/>
+          <w:numId w:val="8"/>
+        </w:numPr>
+        <w:rPr>
+          <w:rFonts w:ascii="TH Sarabun New" w:hAnsi="TH Sarabun New" w:cs="TH Sarabun New"/>
+          <w:sz w:val="32"/>
+          <w:szCs w:val="36"/>
+        </w:rPr>
+      </w:pPr>
+      <w:r>
+        <w:rPr>
+          <w:rFonts w:ascii="TH Sarabun New" w:hAnsi="TH Sarabun New" w:cs="TH Sarabun New"/>
+          <w:sz w:val="32"/>
+          <w:szCs w:val="36"/>
+        </w:rPr>
+        <w:t>d</w:t>
+      </w:r>
+    </w:p>
+    <w:p>
+      <w:pPr>
+        <w:pStyle w:val="ListParagraph"/>
+        <w:numPr>
+          <w:ilvl w:val="0"/>
+          <w:numId w:val="8"/>
+        </w:numPr>
+        <w:rPr>
+          <w:rFonts w:ascii="TH Sarabun New" w:hAnsi="TH Sarabun New" w:cs="TH Sarabun New"/>
+          <w:sz w:val="32"/>
+          <w:szCs w:val="36"/>
+        </w:rPr>
+      </w:pPr>
+      <w:r>
+        <w:rPr>
+          <w:rFonts w:ascii="TH Sarabun New" w:hAnsi="TH Sarabun New" w:cs="TH Sarabun New"/>
+          <w:sz w:val="32"/>
+          <w:szCs w:val="36"/>
+        </w:rPr>
+        <w:t>d</w:t>
+      </w:r>
+    </w:p>
+    <w:p>
+      <w:pPr>
+        <w:pStyle w:val="ListParagraph"/>
+        <w:numPr>
+          <w:ilvl w:val="0"/>
+          <w:numId w:val="8"/>
+        </w:numPr>
+        <w:rPr>
+          <w:rFonts w:ascii="TH Sarabun New" w:hAnsi="TH Sarabun New" w:cs="TH Sarabun New"/>
+          <w:sz w:val="32"/>
+          <w:szCs w:val="36"/>
+        </w:rPr>
+      </w:pPr>
+      <w:r>
+        <w:rPr>
+          <w:rFonts w:ascii="TH Sarabun New" w:hAnsi="TH Sarabun New" w:cs="TH Sarabun New"/>
+          <w:sz w:val="32"/>
+          <w:szCs w:val="36"/>
+        </w:rPr>
+        <w:t xml:space="preserve">ros2 run motorsim </w:t>
+      </w:r>
+      <w:r>
+        <w:rPr>
+          <w:rFonts w:ascii="TH Sarabun New" w:hAnsi="TH Sarabun New" w:cs="TH Sarabun New"/>
+          <w:sz w:val="32"/>
+          <w:szCs w:val="36"/>
+        </w:rPr>
+        <w:t>motorsim_node.py</w:t>
+      </w:r>
+    </w:p>
+    <w:p>
+      <w:pPr>
+        <w:pStyle w:val="ListParagraph"/>
+        <w:numPr>
+          <w:ilvl w:val="0"/>
+          <w:numId w:val="8"/>
+        </w:numPr>
+        <w:rPr>
+          <w:rFonts w:ascii="TH Sarabun New" w:hAnsi="TH Sarabun New" w:cs="TH Sarabun New"/>
+          <w:sz w:val="32"/>
+          <w:szCs w:val="36"/>
+        </w:rPr>
+      </w:pPr>
+      <w:r>
+        <w:rPr>
+          <w:rFonts w:ascii="TH Sarabun New" w:hAnsi="TH Sarabun New" w:cs="TH Sarabun New"/>
+          <w:sz w:val="32"/>
+          <w:szCs w:val="36"/>
+        </w:rPr>
+        <w:t>ros2 service type /spawn_motor</w:t>
+      </w:r>
+    </w:p>
+    <w:p>
+      <w:pPr>
+        <w:pStyle w:val="ListParagraph"/>
+        <w:numPr>
+          <w:ilvl w:val="0"/>
+          <w:numId w:val="8"/>
+        </w:numPr>
+        <w:rPr>
+          <w:rFonts w:ascii="TH Sarabun New" w:hAnsi="TH Sarabun New" w:cs="TH Sarabun New"/>
+          <w:sz w:val="32"/>
+          <w:szCs w:val="36"/>
+        </w:rPr>
+      </w:pPr>
+      <w:r>
+        <w:rPr>
+          <w:rFonts w:ascii="TH Sarabun New" w:hAnsi="TH Sarabun New" w:cs="TH Sarabun New"/>
+          <w:sz w:val="32"/>
+          <w:szCs w:val="36"/>
+        </w:rPr>
+        <w:t xml:space="preserve">ros2 interface </w:t>
+      </w:r>
+      <w:proofErr w:type="gramStart"/>
+      <w:r>
+        <w:rPr>
+          <w:rFonts w:ascii="TH Sarabun New" w:hAnsi="TH Sarabun New" w:cs="TH Sarabun New"/>
+          <w:sz w:val="32"/>
+          <w:szCs w:val="36"/>
+        </w:rPr>
+        <w:t>show</w:t>
+      </w:r>
+      <w:proofErr w:type="gramEnd"/>
+      <w:r>
+        <w:rPr>
+          <w:rFonts w:ascii="TH Sarabun New" w:hAnsi="TH Sarabun New" w:cs="TH Sarabun New"/>
+          <w:sz w:val="32"/>
+          <w:szCs w:val="36"/>
+        </w:rPr>
+        <w:t xml:space="preserve"> </w:t>
+      </w:r>
+      <w:r>
+        <w:rPr>
+          <w:rFonts w:ascii="TH Sarabun New" w:hAnsi="TH Sarabun New" w:cs="TH Sarabun New"/>
+          <w:sz w:val="32"/>
+          <w:szCs w:val="36"/>
+        </w:rPr>
+        <w:t>motorsim_interfaces/srv/MotorSpawn</w:t>
+      </w:r>
+    </w:p>
+    <w:p>
+      <w:pPr>
+        <w:pStyle w:val="ListParagraph"/>
+        <w:numPr>
+          <w:ilvl w:val="0"/>
+          <w:numId w:val="8"/>
+        </w:numPr>
+        <w:rPr>
+          <w:rFonts w:ascii="TH Sarabun New" w:hAnsi="TH Sarabun New" w:cs="TH Sarabun New"/>
+          <w:sz w:val="32"/>
+          <w:szCs w:val="36"/>
+          <w:highlight w:val="yellow"/>
+        </w:rPr>
+      </w:pPr>
+      <w:r>
+        <w:rPr>
+          <w:rFonts w:ascii="TH Sarabun New" w:hAnsi="TH Sarabun New" w:cs="TH Sarabun New"/>
+          <w:sz w:val="32"/>
+          <w:szCs w:val="36"/>
+          <w:highlight w:val="yellow"/>
+        </w:rPr>
+        <w:t>ros2 service call /spawn_motor</w:t>
+      </w:r>
+    </w:p>
+    <w:p>
+      <w:pPr>
+        <w:pStyle w:val="ListParagraph"/>
+        <w:numPr>
+          <w:ilvl w:val="0"/>
+          <w:numId w:val="8"/>
+        </w:numPr>
+        <w:rPr>
+          <w:rFonts w:ascii="TH Sarabun New" w:hAnsi="TH Sarabun New" w:cs="TH Sarabun New"/>
+          <w:sz w:val="32"/>
+          <w:szCs w:val="36"/>
+          <w:highlight w:val="yellow"/>
+        </w:rPr>
+      </w:pPr>
+      <w:r>
+        <w:rPr>
+          <w:rFonts w:ascii="TH Sarabun New" w:hAnsi="TH Sarabun New" w:cs="TH Sarabun New"/>
+          <w:sz w:val="32"/>
+          <w:szCs w:val="36"/>
+          <w:highlight w:val="yellow"/>
+        </w:rPr>
+        <w:t>ros2 service call /spawn_motor</w:t>
+      </w:r>
+    </w:p>
+    <w:p>
+      <w:pPr>
+        <w:rPr>
+          <w:rFonts w:ascii="TH Sarabun New" w:hAnsi="TH Sarabun New" w:cs="TH Sarabun New"/>
+          <w:sz w:val="32"/>
+          <w:szCs w:val="36"/>
+        </w:rPr>
+      </w:pPr>
+      <w:r>
+        <w:rPr>
+          <w:rFonts w:ascii="TH Sarabun New" w:hAnsi="TH Sarabun New" w:cs="TH Sarabun New"/>
+          <w:sz w:val="32"/>
+          <w:szCs w:val="36"/>
+        </w:rPr>
+        <w:t>teleop</w:t>
+      </w:r>
+    </w:p>
+    <w:p>
+      <w:pPr>
+        <w:pStyle w:val="ListParagraph"/>
+        <w:numPr>
+          <w:ilvl w:val="0"/>
+          <w:numId w:val="9"/>
+        </w:numPr>
+        <w:rPr>
+          <w:rFonts w:ascii="TH Sarabun New" w:hAnsi="TH Sarabun New" w:cs="TH Sarabun New"/>
+          <w:sz w:val="32"/>
+          <w:szCs w:val="36"/>
+        </w:rPr>
+      </w:pPr>
+    </w:p>
+    <w:p>
+      <w:pPr>
+        <w:rPr>
+          <w:rFonts w:ascii="TH Sarabun New" w:hAnsi="TH Sarabun New" w:cs="TH Sarabun New"/>
+          <w:sz w:val="32"/>
+          <w:szCs w:val="36"/>
+        </w:rPr>
+      </w:pPr>
+      <w:r>
+        <w:rPr>
+          <w:rFonts w:ascii="TH Sarabun New" w:hAnsi="TH Sarabun New" w:cs="TH Sarabun New"/>
+          <w:sz w:val="32"/>
+          <w:szCs w:val="36"/>
+        </w:rPr>
+        <w:t>config controller node</w:t>
+      </w:r>
+    </w:p>
+    <w:p>
+      <w:pPr>
+        <w:pStyle w:val="ListParagraph"/>
+        <w:numPr>
+          <w:ilvl w:val="0"/>
+          <w:numId w:val="10"/>
+        </w:numPr>
+        <w:rPr>
+          <w:rFonts w:ascii="TH Sarabun New" w:hAnsi="TH Sarabun New" w:cs="TH Sarabun New"/>
+          <w:sz w:val="32"/>
+          <w:szCs w:val="36"/>
+        </w:rPr>
+      </w:pPr>
+      <w:r>
+        <w:rPr>
+          <w:rFonts w:ascii="TH Sarabun New" w:hAnsi="TH Sarabun New" w:cs="TH Sarabun New"/>
+          <w:sz w:val="32"/>
+          <w:szCs w:val="36"/>
+        </w:rPr>
+        <w:lastRenderedPageBreak/>
+        <w:t>ros2 param list</w:t>
+      </w:r>
+    </w:p>
+    <w:p>
+      <w:pPr>
+        <w:pStyle w:val="ListParagraph"/>
+        <w:numPr>
+          <w:ilvl w:val="0"/>
+          <w:numId w:val="10"/>
+        </w:numPr>
+        <w:rPr>
+          <w:rFonts w:ascii="TH Sarabun New" w:hAnsi="TH Sarabun New" w:cs="TH Sarabun New"/>
+          <w:sz w:val="32"/>
+          <w:szCs w:val="36"/>
+        </w:rPr>
+      </w:pPr>
+      <w:r>
+        <w:rPr>
+          <w:rFonts w:ascii="TH Sarabun New" w:hAnsi="TH Sarabun New" w:cs="TH Sarabun New"/>
+          <w:sz w:val="32"/>
+          <w:szCs w:val="36"/>
+        </w:rPr>
+        <w:t>ros2 param set</w:t>
+      </w:r>
+      <w:r>
+        <w:rPr>
+          <w:rFonts w:ascii="TH Sarabun New" w:hAnsi="TH Sarabun New" w:cs="TH Sarabun New"/>
+          <w:sz w:val="32"/>
+          <w:szCs w:val="36"/>
+        </w:rPr>
+        <w:tab/>
+        <w:t xml:space="preserve"> </w:t>
+      </w:r>
+      <w:r>
+        <w:rPr>
+          <w:rFonts w:ascii="TH Sarabun New" w:hAnsi="TH Sarabun New" w:cs="TH Sarabun New"/>
+          <w:sz w:val="32"/>
+          <w:szCs w:val="36"/>
+        </w:rPr>
+        <w:t>DEMO66</w:t>
+      </w:r>
+      <w:r>
+        <w:rPr>
+          <w:rFonts w:ascii="TH Sarabun New" w:hAnsi="TH Sarabun New" w:cs="TH Sarabun New"/>
+          <w:sz w:val="32"/>
+          <w:szCs w:val="36"/>
+        </w:rPr>
+        <w:t>16</w:t>
+      </w:r>
+      <w:r>
+        <w:rPr>
+          <w:rFonts w:ascii="TH Sarabun New" w:hAnsi="TH Sarabun New" w:cs="TH Sarabun New"/>
+          <w:sz w:val="32"/>
+          <w:szCs w:val="36"/>
+        </w:rPr>
+        <w:t>/right/controller_node</w:t>
+      </w:r>
+      <w:r>
+        <w:rPr>
+          <w:rFonts w:ascii="TH Sarabun New" w:hAnsi="TH Sarabun New" w:cs="TH Sarabun New"/>
+          <w:sz w:val="32"/>
+          <w:szCs w:val="36"/>
+        </w:rPr>
+        <w:t xml:space="preserve"> Kp 0.1</w:t>
+      </w:r>
+    </w:p>
+    <w:p>
+      <w:pPr>
+        <w:pStyle w:val="ListParagraph"/>
+        <w:numPr>
+          <w:ilvl w:val="0"/>
+          <w:numId w:val="10"/>
+        </w:numPr>
+        <w:rPr>
+          <w:rFonts w:ascii="TH Sarabun New" w:hAnsi="TH Sarabun New" w:cs="TH Sarabun New"/>
+          <w:sz w:val="32"/>
+          <w:szCs w:val="36"/>
+        </w:rPr>
+      </w:pPr>
+      <w:r>
+        <w:rPr>
+          <w:rFonts w:ascii="TH Sarabun New" w:hAnsi="TH Sarabun New" w:cs="TH Sarabun New"/>
+          <w:sz w:val="32"/>
+          <w:szCs w:val="36"/>
+        </w:rPr>
+        <w:t>ros2 param set</w:t>
+      </w:r>
+      <w:r>
+        <w:rPr>
+          <w:rFonts w:ascii="TH Sarabun New" w:hAnsi="TH Sarabun New" w:cs="TH Sarabun New"/>
+          <w:sz w:val="32"/>
+          <w:szCs w:val="36"/>
+        </w:rPr>
+        <w:tab/>
+        <w:t xml:space="preserve"> </w:t>
+      </w:r>
+      <w:r>
+        <w:rPr>
+          <w:rFonts w:ascii="TH Sarabun New" w:hAnsi="TH Sarabun New" w:cs="TH Sarabun New"/>
+          <w:sz w:val="32"/>
+          <w:szCs w:val="36"/>
+        </w:rPr>
+        <w:t>DEMO66</w:t>
+      </w:r>
+      <w:r>
+        <w:rPr>
+          <w:rFonts w:ascii="TH Sarabun New" w:hAnsi="TH Sarabun New" w:cs="TH Sarabun New"/>
+          <w:sz w:val="32"/>
+          <w:szCs w:val="36"/>
+        </w:rPr>
+        <w:t>16</w:t>
+      </w:r>
+      <w:r>
+        <w:rPr>
+          <w:rFonts w:ascii="TH Sarabun New" w:hAnsi="TH Sarabun New" w:cs="TH Sarabun New"/>
+          <w:sz w:val="32"/>
+          <w:szCs w:val="36"/>
+        </w:rPr>
+        <w:t>/right/controller_node</w:t>
+      </w:r>
+      <w:r>
+        <w:rPr>
+          <w:rFonts w:ascii="TH Sarabun New" w:hAnsi="TH Sarabun New" w:cs="TH Sarabun New"/>
+          <w:sz w:val="32"/>
+          <w:szCs w:val="36"/>
+        </w:rPr>
+        <w:t xml:space="preserve"> K</w:t>
+      </w:r>
+      <w:r>
+        <w:rPr>
+          <w:rFonts w:ascii="TH Sarabun New" w:hAnsi="TH Sarabun New" w:cs="TH Sarabun New"/>
+          <w:sz w:val="32"/>
+          <w:szCs w:val="36"/>
+        </w:rPr>
+        <w:t>i</w:t>
+      </w:r>
+      <w:r>
+        <w:rPr>
+          <w:rFonts w:ascii="TH Sarabun New" w:hAnsi="TH Sarabun New" w:cs="TH Sarabun New"/>
+          <w:sz w:val="32"/>
+          <w:szCs w:val="36"/>
+        </w:rPr>
+        <w:t xml:space="preserve"> 0.</w:t>
+      </w:r>
+      <w:r>
+        <w:rPr>
+          <w:rFonts w:ascii="TH Sarabun New" w:hAnsi="TH Sarabun New" w:cs="TH Sarabun New"/>
+          <w:sz w:val="32"/>
+          <w:szCs w:val="36"/>
+        </w:rPr>
+        <w:t>0</w:t>
+      </w:r>
+      <w:r>
+        <w:rPr>
+          <w:rFonts w:ascii="TH Sarabun New" w:hAnsi="TH Sarabun New" w:cs="TH Sarabun New"/>
+          <w:sz w:val="32"/>
+          <w:szCs w:val="36"/>
+        </w:rPr>
+        <w:t>1</w:t>
+      </w:r>
+    </w:p>
+    <w:p>
+      <w:pPr>
+        <w:pStyle w:val="ListParagraph"/>
+        <w:numPr>
+          <w:ilvl w:val="0"/>
+          <w:numId w:val="10"/>
+        </w:numPr>
+        <w:rPr>
+          <w:rFonts w:ascii="TH Sarabun New" w:hAnsi="TH Sarabun New" w:cs="TH Sarabun New"/>
+          <w:sz w:val="32"/>
+          <w:szCs w:val="36"/>
+        </w:rPr>
+      </w:pPr>
+      <w:r>
+        <w:rPr>
+          <w:rFonts w:ascii="TH Sarabun New" w:hAnsi="TH Sarabun New" w:cs="TH Sarabun New"/>
+          <w:sz w:val="32"/>
+          <w:szCs w:val="36"/>
+        </w:rPr>
+        <w:t xml:space="preserve">ros2 param set </w:t>
+      </w:r>
+      <w:r>
+        <w:rPr>
+          <w:rFonts w:ascii="TH Sarabun New" w:hAnsi="TH Sarabun New" w:cs="TH Sarabun New"/>
+          <w:sz w:val="32"/>
+          <w:szCs w:val="36"/>
+        </w:rPr>
+        <w:t>DEMO66</w:t>
+      </w:r>
+      <w:r>
+        <w:rPr>
+          <w:rFonts w:ascii="TH Sarabun New" w:hAnsi="TH Sarabun New" w:cs="TH Sarabun New"/>
+          <w:sz w:val="32"/>
+          <w:szCs w:val="36"/>
+        </w:rPr>
+        <w:t>16</w:t>
+      </w:r>
+      <w:r>
+        <w:rPr>
+          <w:rFonts w:ascii="TH Sarabun New" w:hAnsi="TH Sarabun New" w:cs="TH Sarabun New"/>
+          <w:sz w:val="32"/>
+          <w:szCs w:val="36"/>
+        </w:rPr>
+        <w:t>/right/controller_node</w:t>
+      </w:r>
+      <w:r>
+        <w:rPr>
+          <w:rFonts w:ascii="TH Sarabun New" w:hAnsi="TH Sarabun New" w:cs="TH Sarabun New"/>
+          <w:sz w:val="32"/>
+          <w:szCs w:val="36"/>
+        </w:rPr>
+        <w:t xml:space="preserve"> K</w:t>
+      </w:r>
+      <w:r>
+        <w:rPr>
+          <w:rFonts w:ascii="TH Sarabun New" w:hAnsi="TH Sarabun New" w:cs="TH Sarabun New"/>
+          <w:sz w:val="32"/>
+          <w:szCs w:val="36"/>
+        </w:rPr>
+        <w:t>d</w:t>
+      </w:r>
+      <w:r>
+        <w:rPr>
+          <w:rFonts w:ascii="TH Sarabun New" w:hAnsi="TH Sarabun New" w:cs="TH Sarabun New"/>
+          <w:sz w:val="32"/>
+          <w:szCs w:val="36"/>
+        </w:rPr>
+        <w:t xml:space="preserve"> 0.</w:t>
+      </w:r>
+      <w:r>
+        <w:rPr>
+          <w:rFonts w:ascii="TH Sarabun New" w:hAnsi="TH Sarabun New" w:cs="TH Sarabun New"/>
+          <w:sz w:val="32"/>
+          <w:szCs w:val="36"/>
+        </w:rPr>
+        <w:t>0</w:t>
+      </w:r>
+    </w:p>
+    <w:p>
+      <w:pPr>
+        <w:pStyle w:val="ListParagraph"/>
+        <w:numPr>
+          <w:ilvl w:val="0"/>
+          <w:numId w:val="10"/>
+        </w:numPr>
+        <w:rPr>
+          <w:rFonts w:ascii="TH Sarabun New" w:hAnsi="TH Sarabun New" w:cs="TH Sarabun New"/>
+          <w:sz w:val="32"/>
+          <w:szCs w:val="36"/>
+        </w:rPr>
+      </w:pPr>
+      <w:r>
+        <w:rPr>
+          <w:rFonts w:ascii="TH Sarabun New" w:hAnsi="TH Sarabun New" w:cs="TH Sarabun New"/>
+          <w:sz w:val="32"/>
+          <w:szCs w:val="36"/>
+        </w:rPr>
+        <w:t xml:space="preserve">ros2 param set </w:t>
+      </w:r>
+      <w:r>
+        <w:rPr>
+          <w:rFonts w:ascii="TH Sarabun New" w:hAnsi="TH Sarabun New" w:cs="TH Sarabun New"/>
+          <w:sz w:val="32"/>
+          <w:szCs w:val="36"/>
+        </w:rPr>
+        <w:t>DEMO66</w:t>
+      </w:r>
+      <w:r>
+        <w:rPr>
+          <w:rFonts w:ascii="TH Sarabun New" w:hAnsi="TH Sarabun New" w:cs="TH Sarabun New"/>
+          <w:sz w:val="32"/>
+          <w:szCs w:val="36"/>
+        </w:rPr>
+        <w:t>16</w:t>
+      </w:r>
+      <w:r>
+        <w:rPr>
+          <w:rFonts w:ascii="TH Sarabun New" w:hAnsi="TH Sarabun New" w:cs="TH Sarabun New"/>
+          <w:sz w:val="32"/>
+          <w:szCs w:val="36"/>
+        </w:rPr>
+        <w:t>/right/controller_node</w:t>
+      </w:r>
+      <w:r>
+        <w:rPr>
+          <w:rFonts w:ascii="TH Sarabun New" w:hAnsi="TH Sarabun New" w:cs="TH Sarabun New"/>
+          <w:sz w:val="32"/>
+          <w:szCs w:val="36"/>
+        </w:rPr>
+        <w:t xml:space="preserve"> </w:t>
+      </w:r>
+      <w:r>
+        <w:rPr>
+          <w:rFonts w:ascii="TH Sarabun New" w:hAnsi="TH Sarabun New" w:cs="TH Sarabun New"/>
+          <w:sz w:val="32"/>
+          <w:szCs w:val="36"/>
+        </w:rPr>
+        <w:t>U_max</w:t>
+      </w:r>
+      <w:r>
+        <w:rPr>
+          <w:rFonts w:ascii="TH Sarabun New" w:hAnsi="TH Sarabun New" w:cs="TH Sarabun New"/>
+          <w:sz w:val="32"/>
+          <w:szCs w:val="36"/>
+        </w:rPr>
+        <w:t xml:space="preserve"> </w:t>
+      </w:r>
+      <w:r>
+        <w:rPr>
+          <w:rFonts w:ascii="TH Sarabun New" w:hAnsi="TH Sarabun New" w:cs="TH Sarabun New"/>
+          <w:sz w:val="32"/>
+          <w:szCs w:val="36"/>
+        </w:rPr>
+        <w:t>18</w:t>
+      </w:r>
+      <w:r>
+        <w:rPr>
+          <w:rFonts w:ascii="TH Sarabun New" w:hAnsi="TH Sarabun New" w:cs="TH Sarabun New"/>
+          <w:sz w:val="32"/>
+          <w:szCs w:val="36"/>
+        </w:rPr>
+        <w:t>.0</w:t>
+      </w:r>
     </w:p>
     <w:sectPr>
       <w:pgSz w:w="12240" w:h="15840"/>
@@ -387,6 +1662,95 @@
 <file path=word/numbering.xml><?xml version="1.0" encoding="utf-8"?>
 <w:numbering xmlns:wpc="http://schemas.microsoft.com/office/word/2010/wordprocessingCanvas" xmlns:cx="http://schemas.microsoft.com/office/drawing/2014/chartex" xmlns:cx1="http://schemas.microsoft.com/office/drawing/2015/9/8/chartex" xmlns:cx2="http://schemas.microsoft.com/office/drawing/2015/10/21/chartex" xmlns:cx3="http://schemas.microsoft.com/office/drawing/2016/5/9/chartex" xmlns:cx4="http://schemas.microsoft.com/office/drawing/2016/5/10/chartex" xmlns:cx5="http://schemas.microsoft.com/office/drawing/2016/5/11/chartex" xmlns:cx6="http://schemas.microsoft.com/office/drawing/2016/5/12/chartex" xmlns:cx7="http://schemas.microsoft.com/office/drawing/2016/5/13/chartex" xmlns:cx8="http://schemas.microsoft.com/office/drawing/2016/5/14/chartex" xmlns:mc="http://schemas.openxmlformats.org/markup-compatibility/2006" xmlns:aink="http://schemas.microsoft.com/office/drawing/2016/ink" xmlns:am3d="http://schemas.microsoft.com/office/drawing/2017/model3d" xmlns:o="urn:schemas-microsoft-com:office:office" xmlns:oel="http://schemas.microsoft.com/office/2019/extlst" xmlns:r="http://schemas.openxmlformats.org/officeDocument/2006/relationships" xmlns:m="http://schemas.openxmlformats.org/officeDocument/2006/math" xmlns:v="urn:schemas-microsoft-com:vml" xmlns:wp14="http://schemas.microsoft.com/office/word/2010/wordprocessingDrawing" xmlns:wp="http://schemas.openxmlformats.org/drawingml/2006/wordprocessingDrawing" xmlns:w10="urn:schemas-microsoft-com:office:word" xmlns:w="http://schemas.openxmlformats.org/wordprocessingml/2006/main" xmlns:w14="http://schemas.microsoft.com/office/word/2010/wordml" xmlns:w15="http://schemas.microsoft.com/office/word/2012/wordml" xmlns:w16cex="http://schemas.microsoft.com/office/word/2018/wordml/cex" xmlns:w16cid="http://schemas.microsoft.com/office/word/2016/wordml/cid" xmlns:w16="http://schemas.microsoft.com/office/word/2018/wordml" xmlns:w16du="http://schemas.microsoft.com/office/word/2023/wordml/word16du" xmlns:w16sdtdh="http://schemas.microsoft.com/office/word/2020/wordml/sdtdatahash" xmlns:w16sdtfl="http://schemas.microsoft.com/office/word/2024/wordml/sdtformatlock" xmlns:w16se="http://schemas.microsoft.com/office/word/2015/wordml/symex" xmlns:wpg="http://schemas.microsoft.com/office/word/2010/wordprocessingGroup" xmlns:wpi="http://schemas.microsoft.com/office/word/2010/wordprocessingInk" xmlns:wne="http://schemas.microsoft.com/office/word/2006/wordml" xmlns:wps="http://schemas.microsoft.com/office/word/2010/wordprocessingShape" mc:Ignorable="w14 w15 w16se w16cid w16 w16cex w16sdtdh w16sdtfl w16du wp14">
   <w:abstractNum w:abstractNumId="0" w15:restartNumberingAfterBreak="0">
+    <w:nsid w:val="07D808A3"/>
+    <w:multiLevelType w:val="hybridMultilevel"/>
+    <w:tmpl w:val="46BA9DD8"/>
+    <w:lvl w:ilvl="0" w:tplc="FFFFFFFF">
+      <w:start w:val="1"/>
+      <w:numFmt w:val="decimal"/>
+      <w:lvlText w:val="%1."/>
+      <w:lvlJc w:val="left"/>
+      <w:pPr>
+        <w:ind w:left="720" w:hanging="360"/>
+      </w:pPr>
+      <w:rPr>
+        <w:rFonts w:hint="default"/>
+      </w:rPr>
+    </w:lvl>
+    <w:lvl w:ilvl="1" w:tplc="FFFFFFFF" w:tentative="1">
+      <w:start w:val="1"/>
+      <w:numFmt w:val="lowerLetter"/>
+      <w:lvlText w:val="%2."/>
+      <w:lvlJc w:val="left"/>
+      <w:pPr>
+        <w:ind w:left="1440" w:hanging="360"/>
+      </w:pPr>
+    </w:lvl>
+    <w:lvl w:ilvl="2" w:tplc="FFFFFFFF" w:tentative="1">
+      <w:start w:val="1"/>
+      <w:numFmt w:val="lowerRoman"/>
+      <w:lvlText w:val="%3."/>
+      <w:lvlJc w:val="right"/>
+      <w:pPr>
+        <w:ind w:left="2160" w:hanging="180"/>
+      </w:pPr>
+    </w:lvl>
+    <w:lvl w:ilvl="3" w:tplc="FFFFFFFF" w:tentative="1">
+      <w:start w:val="1"/>
+      <w:numFmt w:val="decimal"/>
+      <w:lvlText w:val="%4."/>
+      <w:lvlJc w:val="left"/>
+      <w:pPr>
+        <w:ind w:left="2880" w:hanging="360"/>
+      </w:pPr>
+    </w:lvl>
+    <w:lvl w:ilvl="4" w:tplc="FFFFFFFF" w:tentative="1">
+      <w:start w:val="1"/>
+      <w:numFmt w:val="lowerLetter"/>
+      <w:lvlText w:val="%5."/>
+      <w:lvlJc w:val="left"/>
+      <w:pPr>
+        <w:ind w:left="3600" w:hanging="360"/>
+      </w:pPr>
+    </w:lvl>
+    <w:lvl w:ilvl="5" w:tplc="FFFFFFFF" w:tentative="1">
+      <w:start w:val="1"/>
+      <w:numFmt w:val="lowerRoman"/>
+      <w:lvlText w:val="%6."/>
+      <w:lvlJc w:val="right"/>
+      <w:pPr>
+        <w:ind w:left="4320" w:hanging="180"/>
+      </w:pPr>
+    </w:lvl>
+    <w:lvl w:ilvl="6" w:tplc="FFFFFFFF" w:tentative="1">
+      <w:start w:val="1"/>
+      <w:numFmt w:val="decimal"/>
+      <w:lvlText w:val="%7."/>
+      <w:lvlJc w:val="left"/>
+      <w:pPr>
+        <w:ind w:left="5040" w:hanging="360"/>
+      </w:pPr>
+    </w:lvl>
+    <w:lvl w:ilvl="7" w:tplc="FFFFFFFF" w:tentative="1">
+      <w:start w:val="1"/>
+      <w:numFmt w:val="lowerLetter"/>
+      <w:lvlText w:val="%8."/>
+      <w:lvlJc w:val="left"/>
+      <w:pPr>
+        <w:ind w:left="5760" w:hanging="360"/>
+      </w:pPr>
+    </w:lvl>
+    <w:lvl w:ilvl="8" w:tplc="FFFFFFFF" w:tentative="1">
+      <w:start w:val="1"/>
+      <w:numFmt w:val="lowerRoman"/>
+      <w:lvlText w:val="%9."/>
+      <w:lvlJc w:val="right"/>
+      <w:pPr>
+        <w:ind w:left="6480" w:hanging="180"/>
+      </w:pPr>
+    </w:lvl>
+  </w:abstractNum>
+  <w:abstractNum w:abstractNumId="1" w15:restartNumberingAfterBreak="0">
     <w:nsid w:val="168A5422"/>
     <w:multiLevelType w:val="hybridMultilevel"/>
     <w:tmpl w:val="46BA9DD8"/>
@@ -475,7 +1839,7 @@
       </w:pPr>
     </w:lvl>
   </w:abstractNum>
-  <w:abstractNum w:abstractNumId="1" w15:restartNumberingAfterBreak="0">
+  <w:abstractNum w:abstractNumId="2" w15:restartNumberingAfterBreak="0">
     <w:nsid w:val="1DFB5E27"/>
     <w:multiLevelType w:val="hybridMultilevel"/>
     <w:tmpl w:val="46BA9DD8"/>
@@ -564,7 +1928,7 @@
       </w:pPr>
     </w:lvl>
   </w:abstractNum>
-  <w:abstractNum w:abstractNumId="2" w15:restartNumberingAfterBreak="0">
+  <w:abstractNum w:abstractNumId="3" w15:restartNumberingAfterBreak="0">
     <w:nsid w:val="365B708D"/>
     <w:multiLevelType w:val="hybridMultilevel"/>
     <w:tmpl w:val="348C5AC0"/>
@@ -653,7 +2017,7 @@
       </w:pPr>
     </w:lvl>
   </w:abstractNum>
-  <w:abstractNum w:abstractNumId="3" w15:restartNumberingAfterBreak="0">
+  <w:abstractNum w:abstractNumId="4" w15:restartNumberingAfterBreak="0">
     <w:nsid w:val="40E95BA4"/>
     <w:multiLevelType w:val="hybridMultilevel"/>
     <w:tmpl w:val="F11EBB54"/>
@@ -742,17 +2106,480 @@
       </w:pPr>
     </w:lvl>
   </w:abstractNum>
+  <w:abstractNum w:abstractNumId="5" w15:restartNumberingAfterBreak="0">
+    <w:nsid w:val="4BB63A72"/>
+    <w:multiLevelType w:val="hybridMultilevel"/>
+    <w:tmpl w:val="46BA9DD8"/>
+    <w:lvl w:ilvl="0" w:tplc="FFFFFFFF">
+      <w:start w:val="1"/>
+      <w:numFmt w:val="decimal"/>
+      <w:lvlText w:val="%1."/>
+      <w:lvlJc w:val="left"/>
+      <w:pPr>
+        <w:ind w:left="720" w:hanging="360"/>
+      </w:pPr>
+      <w:rPr>
+        <w:rFonts w:hint="default"/>
+      </w:rPr>
+    </w:lvl>
+    <w:lvl w:ilvl="1" w:tplc="FFFFFFFF" w:tentative="1">
+      <w:start w:val="1"/>
+      <w:numFmt w:val="lowerLetter"/>
+      <w:lvlText w:val="%2."/>
+      <w:lvlJc w:val="left"/>
+      <w:pPr>
+        <w:ind w:left="1440" w:hanging="360"/>
+      </w:pPr>
+    </w:lvl>
+    <w:lvl w:ilvl="2" w:tplc="FFFFFFFF" w:tentative="1">
+      <w:start w:val="1"/>
+      <w:numFmt w:val="lowerRoman"/>
+      <w:lvlText w:val="%3."/>
+      <w:lvlJc w:val="right"/>
+      <w:pPr>
+        <w:ind w:left="2160" w:hanging="180"/>
+      </w:pPr>
+    </w:lvl>
+    <w:lvl w:ilvl="3" w:tplc="FFFFFFFF" w:tentative="1">
+      <w:start w:val="1"/>
+      <w:numFmt w:val="decimal"/>
+      <w:lvlText w:val="%4."/>
+      <w:lvlJc w:val="left"/>
+      <w:pPr>
+        <w:ind w:left="2880" w:hanging="360"/>
+      </w:pPr>
+    </w:lvl>
+    <w:lvl w:ilvl="4" w:tplc="FFFFFFFF" w:tentative="1">
+      <w:start w:val="1"/>
+      <w:numFmt w:val="lowerLetter"/>
+      <w:lvlText w:val="%5."/>
+      <w:lvlJc w:val="left"/>
+      <w:pPr>
+        <w:ind w:left="3600" w:hanging="360"/>
+      </w:pPr>
+    </w:lvl>
+    <w:lvl w:ilvl="5" w:tplc="FFFFFFFF" w:tentative="1">
+      <w:start w:val="1"/>
+      <w:numFmt w:val="lowerRoman"/>
+      <w:lvlText w:val="%6."/>
+      <w:lvlJc w:val="right"/>
+      <w:pPr>
+        <w:ind w:left="4320" w:hanging="180"/>
+      </w:pPr>
+    </w:lvl>
+    <w:lvl w:ilvl="6" w:tplc="FFFFFFFF" w:tentative="1">
+      <w:start w:val="1"/>
+      <w:numFmt w:val="decimal"/>
+      <w:lvlText w:val="%7."/>
+      <w:lvlJc w:val="left"/>
+      <w:pPr>
+        <w:ind w:left="5040" w:hanging="360"/>
+      </w:pPr>
+    </w:lvl>
+    <w:lvl w:ilvl="7" w:tplc="FFFFFFFF" w:tentative="1">
+      <w:start w:val="1"/>
+      <w:numFmt w:val="lowerLetter"/>
+      <w:lvlText w:val="%8."/>
+      <w:lvlJc w:val="left"/>
+      <w:pPr>
+        <w:ind w:left="5760" w:hanging="360"/>
+      </w:pPr>
+    </w:lvl>
+    <w:lvl w:ilvl="8" w:tplc="FFFFFFFF" w:tentative="1">
+      <w:start w:val="1"/>
+      <w:numFmt w:val="lowerRoman"/>
+      <w:lvlText w:val="%9."/>
+      <w:lvlJc w:val="right"/>
+      <w:pPr>
+        <w:ind w:left="6480" w:hanging="180"/>
+      </w:pPr>
+    </w:lvl>
+  </w:abstractNum>
+  <w:abstractNum w:abstractNumId="6" w15:restartNumberingAfterBreak="0">
+    <w:nsid w:val="58B57040"/>
+    <w:multiLevelType w:val="hybridMultilevel"/>
+    <w:tmpl w:val="46BA9DD8"/>
+    <w:lvl w:ilvl="0" w:tplc="FFFFFFFF">
+      <w:start w:val="1"/>
+      <w:numFmt w:val="decimal"/>
+      <w:lvlText w:val="%1."/>
+      <w:lvlJc w:val="left"/>
+      <w:pPr>
+        <w:ind w:left="720" w:hanging="360"/>
+      </w:pPr>
+      <w:rPr>
+        <w:rFonts w:hint="default"/>
+      </w:rPr>
+    </w:lvl>
+    <w:lvl w:ilvl="1" w:tplc="FFFFFFFF" w:tentative="1">
+      <w:start w:val="1"/>
+      <w:numFmt w:val="lowerLetter"/>
+      <w:lvlText w:val="%2."/>
+      <w:lvlJc w:val="left"/>
+      <w:pPr>
+        <w:ind w:left="1440" w:hanging="360"/>
+      </w:pPr>
+    </w:lvl>
+    <w:lvl w:ilvl="2" w:tplc="FFFFFFFF" w:tentative="1">
+      <w:start w:val="1"/>
+      <w:numFmt w:val="lowerRoman"/>
+      <w:lvlText w:val="%3."/>
+      <w:lvlJc w:val="right"/>
+      <w:pPr>
+        <w:ind w:left="2160" w:hanging="180"/>
+      </w:pPr>
+    </w:lvl>
+    <w:lvl w:ilvl="3" w:tplc="FFFFFFFF" w:tentative="1">
+      <w:start w:val="1"/>
+      <w:numFmt w:val="decimal"/>
+      <w:lvlText w:val="%4."/>
+      <w:lvlJc w:val="left"/>
+      <w:pPr>
+        <w:ind w:left="2880" w:hanging="360"/>
+      </w:pPr>
+    </w:lvl>
+    <w:lvl w:ilvl="4" w:tplc="FFFFFFFF" w:tentative="1">
+      <w:start w:val="1"/>
+      <w:numFmt w:val="lowerLetter"/>
+      <w:lvlText w:val="%5."/>
+      <w:lvlJc w:val="left"/>
+      <w:pPr>
+        <w:ind w:left="3600" w:hanging="360"/>
+      </w:pPr>
+    </w:lvl>
+    <w:lvl w:ilvl="5" w:tplc="FFFFFFFF" w:tentative="1">
+      <w:start w:val="1"/>
+      <w:numFmt w:val="lowerRoman"/>
+      <w:lvlText w:val="%6."/>
+      <w:lvlJc w:val="right"/>
+      <w:pPr>
+        <w:ind w:left="4320" w:hanging="180"/>
+      </w:pPr>
+    </w:lvl>
+    <w:lvl w:ilvl="6" w:tplc="FFFFFFFF" w:tentative="1">
+      <w:start w:val="1"/>
+      <w:numFmt w:val="decimal"/>
+      <w:lvlText w:val="%7."/>
+      <w:lvlJc w:val="left"/>
+      <w:pPr>
+        <w:ind w:left="5040" w:hanging="360"/>
+      </w:pPr>
+    </w:lvl>
+    <w:lvl w:ilvl="7" w:tplc="FFFFFFFF" w:tentative="1">
+      <w:start w:val="1"/>
+      <w:numFmt w:val="lowerLetter"/>
+      <w:lvlText w:val="%8."/>
+      <w:lvlJc w:val="left"/>
+      <w:pPr>
+        <w:ind w:left="5760" w:hanging="360"/>
+      </w:pPr>
+    </w:lvl>
+    <w:lvl w:ilvl="8" w:tplc="FFFFFFFF" w:tentative="1">
+      <w:start w:val="1"/>
+      <w:numFmt w:val="lowerRoman"/>
+      <w:lvlText w:val="%9."/>
+      <w:lvlJc w:val="right"/>
+      <w:pPr>
+        <w:ind w:left="6480" w:hanging="180"/>
+      </w:pPr>
+    </w:lvl>
+  </w:abstractNum>
+  <w:abstractNum w:abstractNumId="7" w15:restartNumberingAfterBreak="0">
+    <w:nsid w:val="5D502286"/>
+    <w:multiLevelType w:val="hybridMultilevel"/>
+    <w:tmpl w:val="46BA9DD8"/>
+    <w:lvl w:ilvl="0" w:tplc="FFFFFFFF">
+      <w:start w:val="1"/>
+      <w:numFmt w:val="decimal"/>
+      <w:lvlText w:val="%1."/>
+      <w:lvlJc w:val="left"/>
+      <w:pPr>
+        <w:ind w:left="720" w:hanging="360"/>
+      </w:pPr>
+      <w:rPr>
+        <w:rFonts w:hint="default"/>
+      </w:rPr>
+    </w:lvl>
+    <w:lvl w:ilvl="1" w:tplc="FFFFFFFF" w:tentative="1">
+      <w:start w:val="1"/>
+      <w:numFmt w:val="lowerLetter"/>
+      <w:lvlText w:val="%2."/>
+      <w:lvlJc w:val="left"/>
+      <w:pPr>
+        <w:ind w:left="1440" w:hanging="360"/>
+      </w:pPr>
+    </w:lvl>
+    <w:lvl w:ilvl="2" w:tplc="FFFFFFFF" w:tentative="1">
+      <w:start w:val="1"/>
+      <w:numFmt w:val="lowerRoman"/>
+      <w:lvlText w:val="%3."/>
+      <w:lvlJc w:val="right"/>
+      <w:pPr>
+        <w:ind w:left="2160" w:hanging="180"/>
+      </w:pPr>
+    </w:lvl>
+    <w:lvl w:ilvl="3" w:tplc="FFFFFFFF" w:tentative="1">
+      <w:start w:val="1"/>
+      <w:numFmt w:val="decimal"/>
+      <w:lvlText w:val="%4."/>
+      <w:lvlJc w:val="left"/>
+      <w:pPr>
+        <w:ind w:left="2880" w:hanging="360"/>
+      </w:pPr>
+    </w:lvl>
+    <w:lvl w:ilvl="4" w:tplc="FFFFFFFF" w:tentative="1">
+      <w:start w:val="1"/>
+      <w:numFmt w:val="lowerLetter"/>
+      <w:lvlText w:val="%5."/>
+      <w:lvlJc w:val="left"/>
+      <w:pPr>
+        <w:ind w:left="3600" w:hanging="360"/>
+      </w:pPr>
+    </w:lvl>
+    <w:lvl w:ilvl="5" w:tplc="FFFFFFFF" w:tentative="1">
+      <w:start w:val="1"/>
+      <w:numFmt w:val="lowerRoman"/>
+      <w:lvlText w:val="%6."/>
+      <w:lvlJc w:val="right"/>
+      <w:pPr>
+        <w:ind w:left="4320" w:hanging="180"/>
+      </w:pPr>
+    </w:lvl>
+    <w:lvl w:ilvl="6" w:tplc="FFFFFFFF" w:tentative="1">
+      <w:start w:val="1"/>
+      <w:numFmt w:val="decimal"/>
+      <w:lvlText w:val="%7."/>
+      <w:lvlJc w:val="left"/>
+      <w:pPr>
+        <w:ind w:left="5040" w:hanging="360"/>
+      </w:pPr>
+    </w:lvl>
+    <w:lvl w:ilvl="7" w:tplc="FFFFFFFF" w:tentative="1">
+      <w:start w:val="1"/>
+      <w:numFmt w:val="lowerLetter"/>
+      <w:lvlText w:val="%8."/>
+      <w:lvlJc w:val="left"/>
+      <w:pPr>
+        <w:ind w:left="5760" w:hanging="360"/>
+      </w:pPr>
+    </w:lvl>
+    <w:lvl w:ilvl="8" w:tplc="FFFFFFFF" w:tentative="1">
+      <w:start w:val="1"/>
+      <w:numFmt w:val="lowerRoman"/>
+      <w:lvlText w:val="%9."/>
+      <w:lvlJc w:val="right"/>
+      <w:pPr>
+        <w:ind w:left="6480" w:hanging="180"/>
+      </w:pPr>
+    </w:lvl>
+  </w:abstractNum>
+  <w:abstractNum w:abstractNumId="8" w15:restartNumberingAfterBreak="0">
+    <w:nsid w:val="713019B3"/>
+    <w:multiLevelType w:val="hybridMultilevel"/>
+    <w:tmpl w:val="46BA9DD8"/>
+    <w:lvl w:ilvl="0" w:tplc="FFFFFFFF">
+      <w:start w:val="1"/>
+      <w:numFmt w:val="decimal"/>
+      <w:lvlText w:val="%1."/>
+      <w:lvlJc w:val="left"/>
+      <w:pPr>
+        <w:ind w:left="720" w:hanging="360"/>
+      </w:pPr>
+      <w:rPr>
+        <w:rFonts w:hint="default"/>
+      </w:rPr>
+    </w:lvl>
+    <w:lvl w:ilvl="1" w:tplc="FFFFFFFF" w:tentative="1">
+      <w:start w:val="1"/>
+      <w:numFmt w:val="lowerLetter"/>
+      <w:lvlText w:val="%2."/>
+      <w:lvlJc w:val="left"/>
+      <w:pPr>
+        <w:ind w:left="1440" w:hanging="360"/>
+      </w:pPr>
+    </w:lvl>
+    <w:lvl w:ilvl="2" w:tplc="FFFFFFFF" w:tentative="1">
+      <w:start w:val="1"/>
+      <w:numFmt w:val="lowerRoman"/>
+      <w:lvlText w:val="%3."/>
+      <w:lvlJc w:val="right"/>
+      <w:pPr>
+        <w:ind w:left="2160" w:hanging="180"/>
+      </w:pPr>
+    </w:lvl>
+    <w:lvl w:ilvl="3" w:tplc="FFFFFFFF" w:tentative="1">
+      <w:start w:val="1"/>
+      <w:numFmt w:val="decimal"/>
+      <w:lvlText w:val="%4."/>
+      <w:lvlJc w:val="left"/>
+      <w:pPr>
+        <w:ind w:left="2880" w:hanging="360"/>
+      </w:pPr>
+    </w:lvl>
+    <w:lvl w:ilvl="4" w:tplc="FFFFFFFF" w:tentative="1">
+      <w:start w:val="1"/>
+      <w:numFmt w:val="lowerLetter"/>
+      <w:lvlText w:val="%5."/>
+      <w:lvlJc w:val="left"/>
+      <w:pPr>
+        <w:ind w:left="3600" w:hanging="360"/>
+      </w:pPr>
+    </w:lvl>
+    <w:lvl w:ilvl="5" w:tplc="FFFFFFFF" w:tentative="1">
+      <w:start w:val="1"/>
+      <w:numFmt w:val="lowerRoman"/>
+      <w:lvlText w:val="%6."/>
+      <w:lvlJc w:val="right"/>
+      <w:pPr>
+        <w:ind w:left="4320" w:hanging="180"/>
+      </w:pPr>
+    </w:lvl>
+    <w:lvl w:ilvl="6" w:tplc="FFFFFFFF" w:tentative="1">
+      <w:start w:val="1"/>
+      <w:numFmt w:val="decimal"/>
+      <w:lvlText w:val="%7."/>
+      <w:lvlJc w:val="left"/>
+      <w:pPr>
+        <w:ind w:left="5040" w:hanging="360"/>
+      </w:pPr>
+    </w:lvl>
+    <w:lvl w:ilvl="7" w:tplc="FFFFFFFF" w:tentative="1">
+      <w:start w:val="1"/>
+      <w:numFmt w:val="lowerLetter"/>
+      <w:lvlText w:val="%8."/>
+      <w:lvlJc w:val="left"/>
+      <w:pPr>
+        <w:ind w:left="5760" w:hanging="360"/>
+      </w:pPr>
+    </w:lvl>
+    <w:lvl w:ilvl="8" w:tplc="FFFFFFFF" w:tentative="1">
+      <w:start w:val="1"/>
+      <w:numFmt w:val="lowerRoman"/>
+      <w:lvlText w:val="%9."/>
+      <w:lvlJc w:val="right"/>
+      <w:pPr>
+        <w:ind w:left="6480" w:hanging="180"/>
+      </w:pPr>
+    </w:lvl>
+  </w:abstractNum>
+  <w:abstractNum w:abstractNumId="9" w15:restartNumberingAfterBreak="0">
+    <w:nsid w:val="7D7C4D95"/>
+    <w:multiLevelType w:val="hybridMultilevel"/>
+    <w:tmpl w:val="46BA9DD8"/>
+    <w:lvl w:ilvl="0" w:tplc="FFFFFFFF">
+      <w:start w:val="1"/>
+      <w:numFmt w:val="decimal"/>
+      <w:lvlText w:val="%1."/>
+      <w:lvlJc w:val="left"/>
+      <w:pPr>
+        <w:ind w:left="720" w:hanging="360"/>
+      </w:pPr>
+      <w:rPr>
+        <w:rFonts w:hint="default"/>
+      </w:rPr>
+    </w:lvl>
+    <w:lvl w:ilvl="1" w:tplc="FFFFFFFF" w:tentative="1">
+      <w:start w:val="1"/>
+      <w:numFmt w:val="lowerLetter"/>
+      <w:lvlText w:val="%2."/>
+      <w:lvlJc w:val="left"/>
+      <w:pPr>
+        <w:ind w:left="1440" w:hanging="360"/>
+      </w:pPr>
+    </w:lvl>
+    <w:lvl w:ilvl="2" w:tplc="FFFFFFFF" w:tentative="1">
+      <w:start w:val="1"/>
+      <w:numFmt w:val="lowerRoman"/>
+      <w:lvlText w:val="%3."/>
+      <w:lvlJc w:val="right"/>
+      <w:pPr>
+        <w:ind w:left="2160" w:hanging="180"/>
+      </w:pPr>
+    </w:lvl>
+    <w:lvl w:ilvl="3" w:tplc="FFFFFFFF" w:tentative="1">
+      <w:start w:val="1"/>
+      <w:numFmt w:val="decimal"/>
+      <w:lvlText w:val="%4."/>
+      <w:lvlJc w:val="left"/>
+      <w:pPr>
+        <w:ind w:left="2880" w:hanging="360"/>
+      </w:pPr>
+    </w:lvl>
+    <w:lvl w:ilvl="4" w:tplc="FFFFFFFF" w:tentative="1">
+      <w:start w:val="1"/>
+      <w:numFmt w:val="lowerLetter"/>
+      <w:lvlText w:val="%5."/>
+      <w:lvlJc w:val="left"/>
+      <w:pPr>
+        <w:ind w:left="3600" w:hanging="360"/>
+      </w:pPr>
+    </w:lvl>
+    <w:lvl w:ilvl="5" w:tplc="FFFFFFFF" w:tentative="1">
+      <w:start w:val="1"/>
+      <w:numFmt w:val="lowerRoman"/>
+      <w:lvlText w:val="%6."/>
+      <w:lvlJc w:val="right"/>
+      <w:pPr>
+        <w:ind w:left="4320" w:hanging="180"/>
+      </w:pPr>
+    </w:lvl>
+    <w:lvl w:ilvl="6" w:tplc="FFFFFFFF" w:tentative="1">
+      <w:start w:val="1"/>
+      <w:numFmt w:val="decimal"/>
+      <w:lvlText w:val="%7."/>
+      <w:lvlJc w:val="left"/>
+      <w:pPr>
+        <w:ind w:left="5040" w:hanging="360"/>
+      </w:pPr>
+    </w:lvl>
+    <w:lvl w:ilvl="7" w:tplc="FFFFFFFF" w:tentative="1">
+      <w:start w:val="1"/>
+      <w:numFmt w:val="lowerLetter"/>
+      <w:lvlText w:val="%8."/>
+      <w:lvlJc w:val="left"/>
+      <w:pPr>
+        <w:ind w:left="5760" w:hanging="360"/>
+      </w:pPr>
+    </w:lvl>
+    <w:lvl w:ilvl="8" w:tplc="FFFFFFFF" w:tentative="1">
+      <w:start w:val="1"/>
+      <w:numFmt w:val="lowerRoman"/>
+      <w:lvlText w:val="%9."/>
+      <w:lvlJc w:val="right"/>
+      <w:pPr>
+        <w:ind w:left="6480" w:hanging="180"/>
+      </w:pPr>
+    </w:lvl>
+  </w:abstractNum>
   <w:num w:numId="1" w16cid:durableId="620189908">
+    <w:abstractNumId w:val="4"/>
+  </w:num>
+  <w:num w:numId="2" w16cid:durableId="1815021121">
+    <w:abstractNumId w:val="1"/>
+  </w:num>
+  <w:num w:numId="3" w16cid:durableId="1015031819">
+    <w:abstractNumId w:val="2"/>
+  </w:num>
+  <w:num w:numId="4" w16cid:durableId="299072895">
     <w:abstractNumId w:val="3"/>
   </w:num>
-  <w:num w:numId="2" w16cid:durableId="1815021121">
+  <w:num w:numId="5" w16cid:durableId="315573620">
+    <w:abstractNumId w:val="8"/>
+  </w:num>
+  <w:num w:numId="6" w16cid:durableId="309483210">
+    <w:abstractNumId w:val="9"/>
+  </w:num>
+  <w:num w:numId="7" w16cid:durableId="1883981924">
+    <w:abstractNumId w:val="5"/>
+  </w:num>
+  <w:num w:numId="8" w16cid:durableId="148524345">
     <w:abstractNumId w:val="0"/>
   </w:num>
-  <w:num w:numId="3" w16cid:durableId="1015031819">
-    <w:abstractNumId w:val="1"/>
+  <w:num w:numId="9" w16cid:durableId="975137540">
+    <w:abstractNumId w:val="7"/>
   </w:num>
-  <w:num w:numId="4" w16cid:durableId="299072895">
-    <w:abstractNumId w:val="2"/>
+  <w:num w:numId="10" w16cid:durableId="595290114">
+    <w:abstractNumId w:val="6"/>
   </w:num>
 </w:numbering>
 </file>
